--- a/02-Data-Analysis-Automation-Suite/01-Requirements-and-Review/DAA_Review_Findings_and_Gap_Analysis.docx
+++ b/02-Data-Analysis-Automation-Suite/01-Requirements-and-Review/DAA_Review_Findings_and_Gap_Analysis.docx
@@ -3318,7 +3318,7 @@
         <w:pStyle w:val="FirstParagraph"/>
       </w:pPr>
       <w:r>
-        <w:t xml:space="preserve">Do first: F-02, F-04, F-05, F-03 (small fixes that make the runner start and finish). Then F-01 and F-08 together (the forecast needs the missing orchestration and corrected formulas). Then configuration (F-06), missing-value policy (F-07), tests and benchmark (F-12, F-13). The quadrant chart in the project README shows impact against effort.</w:t>
+        <w:t xml:space="preserve">Do first: F-02, F-04, F-05, F-03 (small fixes that make the runner start and finish). Then F-01 and F-08 together (the forecast needs the missing orchestration and corrected formulas). Then configuration (F-06), missing-value policy (F-07), tests and benchmark (F-12, F-13).</w:t>
       </w:r>
     </w:p>
     <w:bookmarkEnd w:id="25"/>
